--- a/weibull-clinical-dropout/manuscripts/weibull_6domain_integrated_EN.docx
+++ b/weibull-clinical-dropout/manuscripts/weibull_6domain_integrated_EN.docx
@@ -91,7 +91,7 @@
         <w:spacing w:before="0" w:after="120" w:line="276" w:lineRule="auto"/>
       </w:pPr>
       <w:r>
-        <w:t>Results: A striking dichotomy emerged. Tuberculosis, a fixed-duration treatment (6 months), showed IFR (k = 1.22-1.31): dropout risk increases over time. All five open-ended treatment domains showed universal DFR (k = 0.511-0.958): dropout risk is highest early and decreases monotonically. R² range: 0.9807-0.9997. Domain-level mean k values: TB 1.26 (IFR), HIV/ART 0.597, antipsychotic 0.856, substance use 0.639, cardiac rehab 0.689, clinical trials 0.708 (all DFR).</w:t>
+        <w:t>Results: A striking dichotomy emerged. Tuberculosis, a fixed-duration treatment (6 months), showed IFR (k = 1.22-1.31): dropout risk increases over time. All five open-ended treatment domains showed universal DFR (k = 0.511-0.958): dropout risk is highest early and decreases monotonically. R² range: 0.9807-0.9997. Domain-level mean k values: TB 1.26 (IFR), HIV/ART 0.597, antipsychotic 0.857, substance use 0.639, cardiac rehab 0.689, clinical trials 0.708 (all DFR).</w:t>
       </w:r>
     </w:p>
     <w:p>
@@ -490,7 +490,7 @@
           </w:tcPr>
           <w:p>
             <w:r>
-              <w:t>0.856 (0.683-0.958)</w:t>
+              <w:t>0.857 (0.683-0.958)</w:t>
             </w:r>
           </w:p>
         </w:tc>
@@ -853,7 +853,7 @@
         <w:spacing w:before="0" w:after="120" w:line="276" w:lineRule="auto"/>
       </w:pPr>
       <w:r>
-        <w:t>Within the DFR domains, k varies meaningfully. Antipsychotic treatment shows the highest k (mean 0.856), approaching constant hazard, possibly reflecting the chronic relapsing nature of schizophrenia and gradual emergence of metabolic side effects.</w:t>
+        <w:t>Within the DFR domains, k varies meaningfully. Antipsychotic treatment shows the highest k (mean 0.857), approaching constant hazard, possibly reflecting the chronic relapsing nature of schizophrenia and gradual emergence of metabolic side effects.</w:t>
       </w:r>
       <w:r>
         <w:rPr>
